--- a/DOCS_DA_CONVERTIRE/pioggia3_it.docx
+++ b/DOCS_DA_CONVERTIRE/pioggia3_it.docx
@@ -1,19 +1,43 @@
 
 <file path=word/document.xml><?xml version="1.0" encoding="utf-8"?>
-<w:document xmlns:wpc="http://schemas.microsoft.com/office/word/2010/wordprocessingCanvas" xmlns:cx="http://schemas.microsoft.com/office/drawing/2014/chartex" xmlns:cx1="http://schemas.microsoft.com/office/drawing/2015/9/8/chartex" xmlns:cx2="http://schemas.microsoft.com/office/drawing/2015/10/21/chartex" xmlns:cx3="http://schemas.microsoft.com/office/drawing/2016/5/9/chartex" xmlns:cx4="http://schemas.microsoft.com/office/drawing/2016/5/10/chartex" xmlns:cx5="http://schemas.microsoft.com/office/drawing/2016/5/11/chartex" xmlns:cx6="http://schemas.microsoft.com/office/drawing/2016/5/12/chartex" xmlns:cx7="http://schemas.microsoft.com/office/drawing/2016/5/13/chartex" xmlns:cx8="http://schemas.microsoft.com/office/drawing/2016/5/14/chartex" xmlns:mc="http://schemas.openxmlformats.org/markup-compatibility/2006" xmlns:aink="http://schemas.microsoft.com/office/drawing/2016/ink" xmlns:am3d="http://schemas.microsoft.com/office/drawing/2017/model3d" xmlns:o="urn:schemas-microsoft-com:office:office" xmlns:oel="http://schemas.microsoft.com/office/2019/extlst" xmlns:r="http://schemas.openxmlformats.org/officeDocument/2006/relationships" xmlns:m="http://schemas.openxmlformats.org/officeDocument/2006/math" xmlns:v="urn:schemas-microsoft-com:vml" xmlns:wp14="http://schemas.microsoft.com/office/word/2010/wordprocessingDrawing" xmlns:wp="http://schemas.openxmlformats.org/drawingml/2006/wordprocessingDrawing" xmlns:w10="urn:schemas-microsoft-com:office:word" xmlns:w="http://schemas.openxmlformats.org/wordprocessingml/2006/main" xmlns:w14="http://schemas.microsoft.com/office/word/2010/wordml" xmlns:w15="http://schemas.microsoft.com/office/word/2012/wordml" xmlns:w16cex="http://schemas.microsoft.com/office/word/2018/wordml/cex" xmlns:w16cid="http://schemas.microsoft.com/office/word/2016/wordml/cid" xmlns:w16="http://schemas.microsoft.com/office/word/2018/wordml" xmlns:w16du="http://schemas.microsoft.com/office/word/2023/wordml/word16du" xmlns:w16sdtdh="http://schemas.microsoft.com/office/word/2020/wordml/sdtdatahash" xmlns:w16sdtfl="http://schemas.microsoft.com/office/word/2024/wordml/sdtformatlock" xmlns:w16se="http://schemas.microsoft.com/office/word/2015/wordml/symex" xmlns:wpg="http://schemas.microsoft.com/office/word/2010/wordprocessingGroup" xmlns:wpi="http://schemas.microsoft.com/office/word/2010/wordprocessingInk" xmlns:wne="http://schemas.microsoft.com/office/word/2006/wordml" xmlns:wps="http://schemas.microsoft.com/office/word/2010/wordprocessingShape" mc:Ignorable="w14 w15 w16se w16cid w16 w16cex w16sdtdh w16sdtfl w16du wp14">
+<w:document xmlns:wpc="http://schemas.microsoft.com/office/word/2010/wordprocessingCanvas" xmlns:cx="http://schemas.microsoft.com/office/drawing/2014/chartex" xmlns:cx1="http://schemas.microsoft.com/office/drawing/2015/9/8/chartex" xmlns:cx2="http://schemas.microsoft.com/office/drawing/2015/10/21/chartex" xmlns:cx3="http://schemas.microsoft.com/office/drawing/2016/5/9/chartex" xmlns:cx4="http://schemas.microsoft.com/office/drawing/2016/5/10/chartex" xmlns:cx5="http://schemas.microsoft.com/office/drawing/2016/5/11/chartex" xmlns:cx6="http://schemas.microsoft.com/office/drawing/2016/5/12/chartex" xmlns:cx7="http://schemas.microsoft.com/office/drawing/2016/5/13/chartex" xmlns:cx8="http://schemas.microsoft.com/office/drawing/2016/5/14/chartex" xmlns:mc="http://schemas.openxmlformats.org/markup-compatibility/2006" xmlns:aink="http://schemas.microsoft.com/office/drawing/2016/ink" xmlns:am3d="http://schemas.microsoft.com/office/drawing/2017/model3d" xmlns:o="urn:schemas-microsoft-com:office:office" xmlns:oel="http://schemas.microsoft.com/office/2019/extlst" xmlns:r="http://schemas.openxmlformats.org/officeDocument/2006/relationships" xmlns:m="http://schemas.openxmlformats.org/officeDocument/2006/math" xmlns:v="urn:schemas-microsoft-com:vml" xmlns:wp14="http://schemas.microsoft.com/office/word/2010/wordprocessingDrawing" xmlns:wp="http://schemas.openxmlformats.org/drawingml/2006/wordprocessingDrawing" xmlns:w10="urn:schemas-microsoft-com:office:word" xmlns:w="http://schemas.openxmlformats.org/wordprocessingml/2006/main" xmlns:w14="http://schemas.microsoft.com/office/word/2010/wordml" xmlns:w15="http://schemas.microsoft.com/office/word/2012/wordml" xmlns:w16cei="http://schemas.microsoft.com/office/word/2026/wordml/cei" xmlns:w16cex="http://schemas.microsoft.com/office/word/2018/wordml/cex" xmlns:w16cid="http://schemas.microsoft.com/office/word/2016/wordml/cid" xmlns:w16="http://schemas.microsoft.com/office/word/2018/wordml" xmlns:w16du="http://schemas.microsoft.com/office/word/2023/wordml/word16du" xmlns:w16sdtdh="http://schemas.microsoft.com/office/word/2020/wordml/sdtdatahash" xmlns:w16sdtfl="http://schemas.microsoft.com/office/word/2024/wordml/sdtformatlock" xmlns:w16se="http://schemas.microsoft.com/office/word/2015/wordml/symex" xmlns:wpg="http://schemas.microsoft.com/office/word/2010/wordprocessingGroup" xmlns:wpi="http://schemas.microsoft.com/office/word/2010/wordprocessingInk" xmlns:wne="http://schemas.microsoft.com/office/word/2006/wordml" xmlns:wps="http://schemas.microsoft.com/office/word/2010/wordprocessingShape" mc:Ignorable="w14 w15 w16se w16cid w16 w16cex w16sdtdh w16sdtfl w16du wp14">
   <w:body>
     <w:p>
       <w:r>
-        <w:t>L'autore è Agostino Carracci</w:t>
-      </w:r>
-    </w:p>
-    <w:p>
+        <w:t>L'</w:t>
+      </w:r>
+      <w:r>
+        <w:rPr>
+          <w:b/>
+          <w:bCs/>
+        </w:rPr>
+        <w:t>Adorazione dei Pastori</w:t>
+      </w:r>
+      <w:r>
+        <w:t xml:space="preserve"> (nota anche come </w:t>
+      </w:r>
+      <w:r>
+        <w:rPr>
+          <w:i/>
+          <w:iCs/>
+        </w:rPr>
+        <w:t>Natività</w:t>
+      </w:r>
+      <w:r>
+        <w:t>) è un capolavoro conservato nella prima cappella a sinistra del Santuario della Madonna della Pioggia.</w:t>
+      </w:r>
+      <w:r>
+        <w:br/>
+      </w:r>
+      <w:r>
+        <w:br/>
+      </w:r>
       <w:r>
         <w:rPr>
           <w:noProof/>
         </w:rPr>
         <w:drawing>
-          <wp:inline distT="0" distB="0" distL="0" distR="0" wp14:anchorId="2F6EF821" wp14:editId="03D70C64">
+          <wp:inline distT="0" distB="0" distL="0" distR="0" wp14:anchorId="18E70780" wp14:editId="72178420">
             <wp:extent cx="5021580" cy="4739640"/>
             <wp:effectExtent l="0" t="0" r="7620" b="3810"/>
             <wp:docPr id="1608700671" name="Immagine 2" descr="Adorazione dei pastori"/>
@@ -68,7 +92,11 @@
       </w:r>
       <w:proofErr w:type="spellStart"/>
       <w:r>
-        <w:t>SPLIT_BLOCK:</w:t>
+        <w:t>SPLIT_</w:t>
+      </w:r>
+      <w:proofErr w:type="gramStart"/>
+      <w:r>
+        <w:t>BLOCK:</w:t>
       </w:r>
       <w:r>
         <w:t>AdorazionePastori</w:t>
@@ -77,10 +105,12 @@
         <w:t>.jpg</w:t>
       </w:r>
       <w:proofErr w:type="spellEnd"/>
+      <w:proofErr w:type="gramEnd"/>
       <w:r>
         <w:t>]</w:t>
       </w:r>
     </w:p>
+    <w:p/>
     <w:p>
       <w:pPr>
         <w:rPr>
@@ -93,25 +123,22 @@
           <w:b/>
           <w:bCs/>
         </w:rPr>
-        <w:t>L'Adorazione dei Pastori"</w:t>
+        <w:t>Artista e Datazione</w:t>
       </w:r>
     </w:p>
     <w:p>
-      <w:pPr>
-        <w:numPr>
-          <w:ilvl w:val="0"/>
-          <w:numId w:val="1"/>
-        </w:numPr>
-      </w:pPr>
+      <w:r>
+        <w:t xml:space="preserve">Realizzata intorno al </w:t>
+      </w:r>
       <w:r>
         <w:rPr>
           <w:b/>
           <w:bCs/>
         </w:rPr>
-        <w:t>Artista:</w:t>
-      </w:r>
-      <w:r>
-        <w:t xml:space="preserve"> L'opera è attribuita ad </w:t>
+        <w:t>1595</w:t>
+      </w:r>
+      <w:r>
+        <w:t xml:space="preserve">, l'opera reca la firma di </w:t>
       </w:r>
       <w:r>
         <w:rPr>
@@ -121,98 +148,111 @@
         <w:t>Agostino Carracci</w:t>
       </w:r>
       <w:r>
-        <w:t xml:space="preserve"> (Bologna, 1557 – Parma, 1602), uno dei fondatori dell'Accademia degli Incamminati, insieme al fratello Annibale e al cugino Ludovico.</w:t>
+        <w:t xml:space="preserve"> (Bologna, 1557 – Parma, 1602). Agostino, teorico e mente intellettuale della famiglia, fondò a Bologna la celebre </w:t>
+      </w:r>
+      <w:r>
+        <w:rPr>
+          <w:i/>
+          <w:iCs/>
+        </w:rPr>
+        <w:t>Accademia degli Incamminati</w:t>
+      </w:r>
+      <w:r>
+        <w:t xml:space="preserve"> insieme al fratello Annibale e al cugino Ludovico, riformando la pittura italiana verso un nuovo naturalismo.</w:t>
       </w:r>
     </w:p>
     <w:p>
       <w:pPr>
-        <w:numPr>
-          <w:ilvl w:val="0"/>
-          <w:numId w:val="1"/>
-        </w:numPr>
-      </w:pPr>
-      <w:r>
         <w:rPr>
           <w:b/>
           <w:bCs/>
         </w:rPr>
-        <w:t>Data:</w:t>
-      </w:r>
-      <w:r>
-        <w:t xml:space="preserve"> Fu dipinta intorno al </w:t>
-      </w:r>
+      </w:pPr>
       <w:r>
         <w:rPr>
           <w:b/>
           <w:bCs/>
         </w:rPr>
-        <w:t>1595</w:t>
-      </w:r>
-      <w:r>
-        <w:t>.</w:t>
+        <w:t>Il "Realismo Eccessivo" e le Critiche del Tempo</w:t>
       </w:r>
     </w:p>
     <w:p>
-      <w:pPr>
-        <w:numPr>
-          <w:ilvl w:val="0"/>
-          <w:numId w:val="1"/>
-        </w:numPr>
-      </w:pPr>
+      <w:r>
+        <w:t>Il dipinto è celebre per la sua straordinaria resa del vero e la cura quasi fiamminga dei dettagli. Tuttavia, questa scelta espressiva non fu accolta subito con favore.</w:t>
+      </w:r>
+    </w:p>
+    <w:p>
+      <w:r>
+        <w:t xml:space="preserve">Come ricorda lo storiografo barocco </w:t>
+      </w:r>
       <w:r>
         <w:rPr>
           <w:b/>
           <w:bCs/>
         </w:rPr>
-        <w:t>Collocazione:</w:t>
-      </w:r>
-      <w:r>
-        <w:t xml:space="preserve"> Si trova nella </w:t>
-      </w:r>
-      <w:r>
+        <w:t>Carlo Cesare Malvasia</w:t>
+      </w:r>
+      <w:r>
+        <w:t xml:space="preserve"> nella sua opera </w:t>
+      </w:r>
+      <w:r>
+        <w:rPr>
+          <w:i/>
+          <w:iCs/>
+        </w:rPr>
+        <w:t>Felsina Pittrice</w:t>
+      </w:r>
+      <w:r>
+        <w:t xml:space="preserve"> (1678), i contemporanei rimase sconcertati di fronte al naturalismo "popolano" dei Carracci. All'epoca, dipingere i pastori con volti segnati dalla fatica, abiti umili o dettagli fisici troppo </w:t>
+      </w:r>
+      <w:r>
+        <w:lastRenderedPageBreak/>
+        <w:t>veritieri (come i famosi piedi callosi contestati a San Francesco in altre pale carraccesche) veniva considerato un dettaglio "eccessivo" e privo di decoro religioso.</w:t>
+      </w:r>
+    </w:p>
+    <w:p>
+      <w:r>
+        <w:t>Per la critica moderna, invece, questo linguaggio spoglia la scena sacra da ogni retorica, ponendo l'evento divino nella quotidianità e rendendo i Carracci i grandi pionieri della pittura barocca europea.</w:t>
+      </w:r>
+    </w:p>
+    <w:p>
+      <w:pPr>
         <w:rPr>
           <w:b/>
           <w:bCs/>
         </w:rPr>
-        <w:t>prima cappella a sinistra</w:t>
-      </w:r>
-      <w:r>
-        <w:t xml:space="preserve"> della chiesa.</w:t>
-      </w:r>
-    </w:p>
-    <w:p>
-      <w:pPr>
-        <w:numPr>
-          <w:ilvl w:val="0"/>
-          <w:numId w:val="1"/>
-        </w:numPr>
       </w:pPr>
       <w:r>
         <w:rPr>
           <w:b/>
           <w:bCs/>
         </w:rPr>
-        <w:t>Caratteristiche:</w:t>
-      </w:r>
-      <w:r>
-        <w:t xml:space="preserve"> Il dipinto è noto per il suo </w:t>
-      </w:r>
+        <w:t>Aneddoti e Curiosità</w:t>
+      </w:r>
+    </w:p>
+    <w:p>
+      <w:pPr>
+        <w:numPr>
+          <w:ilvl w:val="0"/>
+          <w:numId w:val="2"/>
+        </w:numPr>
+      </w:pPr>
       <w:r>
         <w:rPr>
           <w:b/>
           <w:bCs/>
         </w:rPr>
-        <w:t>marcato realismo</w:t>
-      </w:r>
-      <w:r>
-        <w:t>, una caratteristica che, secondo le fonti storiche (come il Malvasia nel "Felsina Pittrice"), suscitò critiche all'epoca per dettagli considerati "eccessivi" (come i piedi callosi di San Francesco in un'altra opera simile o il naturalismo del Cristo bambino). Per la critica moderna, questo realismo rappresenta invece un momento di rottura e innovazione.</w:t>
+        <w:t>Agostino l'Incisore:</w:t>
+      </w:r>
+      <w:r>
+        <w:t xml:space="preserve"> Agostino non era solo un pittore, ma uno dei più grandi incisori del Rinascimento e del Barocco. La sua perizia nel disegno tecnico e nella resa della luce si riflette chiaramente nei contrasti chiaroscurali dell'opera, dove la luce sembra sprigionarsi direttamente dal Bambino Gesù per illuminare i volti ruvidi dei pastori.</w:t>
       </w:r>
     </w:p>
     <w:p>
       <w:pPr>
         <w:numPr>
           <w:ilvl w:val="0"/>
-          <w:numId w:val="1"/>
+          <w:numId w:val="2"/>
         </w:numPr>
       </w:pPr>
       <w:r>
@@ -220,26 +260,225 @@
           <w:b/>
           <w:bCs/>
         </w:rPr>
-        <w:t>Stato di Conservazione:</w:t>
-      </w:r>
-      <w:r>
-        <w:t xml:space="preserve"> L'opera fu </w:t>
-      </w:r>
-      <w:r>
+        <w:t>I Signori del Dettaglio:</w:t>
+      </w:r>
+      <w:r>
+        <w:t xml:space="preserve"> Rispetto al fratello Annibale (più d'impatto ed emotivo) e al cugino Ludovico (più patetico e drammatico), Agostino era il "dotto" del gruppo: studiò attentamente l'anatomia, la prospettiva e le fonti classiche, riversando in quest'opera un equilibrio compositivo perfetto.</w:t>
+      </w:r>
+    </w:p>
+    <w:p>
+      <w:pPr>
         <w:rPr>
           <w:b/>
           <w:bCs/>
         </w:rPr>
-        <w:t>danneggiata</w:t>
-      </w:r>
-      <w:r>
-        <w:t xml:space="preserve"> da un incendio durante i bombardamenti della Seconda Guerra Mondiale.</w:t>
+      </w:pPr>
+      <w:r>
+        <w:rPr>
+          <w:b/>
+          <w:bCs/>
+        </w:rPr>
+        <w:t>Il Dramma della Guerra e il Restauro</w:t>
+      </w:r>
+    </w:p>
+    <w:p>
+      <w:r>
+        <w:t xml:space="preserve">Durante la </w:t>
+      </w:r>
+      <w:r>
+        <w:rPr>
+          <w:b/>
+          <w:bCs/>
+        </w:rPr>
+        <w:t>Seconda Guerra Mondiale</w:t>
+      </w:r>
+      <w:r>
+        <w:t>, la chiesa fu colpita dai bombardamenti alleati che provocarono un devastante incendio all'interno della cappella. L'opera rischiò di andare distrutta per sempre: la tela subì gravi danni da calore, fumo e bruciature. Il successivo restauro è riuscito a restituire ai bolognesi la visibilità del dipinto, lasciando tuttavia sulla superficie pittorica le cicatrici visibili della storia e della memoria cittadina.</w:t>
       </w:r>
     </w:p>
     <w:p/>
     <w:p/>
     <w:p/>
     <w:p/>
+    <w:p/>
+    <w:p>
+      <w:r>
+        <w:rPr>
+          <w:rFonts w:ascii="Arial" w:hAnsi="Arial"/>
+          <w:b/>
+          <w:color w:val="1A365D"/>
+          <w:sz w:val="26"/>
+        </w:rPr>
+        <w:t>Tabella delle Fonti e Certificazione</w:t>
+      </w:r>
+    </w:p>
+    <w:tbl>
+      <w:tblPr>
+        <w:tblW w:type="auto" w:w="0"/>
+        <w:jc w:val="center"/>
+        <w:tblLook w:firstColumn="1" w:firstRow="1" w:lastColumn="0" w:lastRow="0" w:noHBand="0" w:noVBand="1" w:val="04A0"/>
+      </w:tblPr>
+      <w:tblGrid>
+        <w:gridCol w:w="4819"/>
+        <w:gridCol w:w="4819"/>
+      </w:tblGrid>
+      <w:tr>
+        <w:tc>
+          <w:tcPr>
+            <w:tcW w:type="dxa" w:w="4819"/>
+            <w:shd w:fill="1A365D"/>
+          </w:tcPr>
+          <w:p>
+            <w:r>
+              <w:rPr>
+                <w:rFonts w:ascii="Arial" w:hAnsi="Arial"/>
+                <w:b/>
+                <w:color w:val="FFFFFF"/>
+                <w:sz w:val="20"/>
+              </w:rPr>
+              <w:t>Affermazione del testo</w:t>
+            </w:r>
+          </w:p>
+        </w:tc>
+        <w:tc>
+          <w:tcPr>
+            <w:tcW w:type="dxa" w:w="4819"/>
+            <w:shd w:fill="1A365D"/>
+          </w:tcPr>
+          <w:p>
+            <w:r>
+              <w:rPr>
+                <w:rFonts w:ascii="Arial" w:hAnsi="Arial"/>
+                <w:b/>
+                <w:color w:val="FFFFFF"/>
+                <w:sz w:val="20"/>
+              </w:rPr>
+              <w:t>Fonte Certificata</w:t>
+            </w:r>
+          </w:p>
+        </w:tc>
+      </w:tr>
+      <w:tr>
+        <w:tc>
+          <w:tcPr>
+            <w:tcW w:type="dxa" w:w="4819"/>
+          </w:tcPr>
+          <w:p>
+            <w:r>
+              <w:rPr>
+                <w:rFonts w:ascii="Arial" w:hAnsi="Arial"/>
+                <w:sz w:val="19"/>
+              </w:rPr>
+              <w:t>L'Adorazione dei Pastori nella prima cappella a sinistra è opera di Agostino Carracci, databile intorno al 1595.</w:t>
+            </w:r>
+          </w:p>
+        </w:tc>
+        <w:tc>
+          <w:tcPr>
+            <w:tcW w:type="dxa" w:w="4819"/>
+          </w:tcPr>
+          <w:p>
+            <w:r>
+              <w:rPr>
+                <w:rFonts w:ascii="Arial" w:hAnsi="Arial"/>
+                <w:sz w:val="19"/>
+              </w:rPr>
+              <w:t>Ministero della Cultura - Soprintendenza Beni Artistici di Bologna / Bologna Online</w:t>
+            </w:r>
+          </w:p>
+        </w:tc>
+      </w:tr>
+      <w:tr>
+        <w:tc>
+          <w:tcPr>
+            <w:tcW w:type="dxa" w:w="4819"/>
+          </w:tcPr>
+          <w:p>
+            <w:r>
+              <w:rPr>
+                <w:rFonts w:ascii="Arial" w:hAnsi="Arial"/>
+                <w:sz w:val="19"/>
+              </w:rPr>
+              <w:t>Il marcato realismo e il naturalismo dei Carracci furono criticati dai contemporanei per mancanza di decoro, come documentato da Carlo Cesare Malvasia nel "Felsina Pittrice" (1678).</w:t>
+            </w:r>
+          </w:p>
+        </w:tc>
+        <w:tc>
+          <w:tcPr>
+            <w:tcW w:type="dxa" w:w="4819"/>
+          </w:tcPr>
+          <w:p>
+            <w:r>
+              <w:rPr>
+                <w:rFonts w:ascii="Arial" w:hAnsi="Arial"/>
+                <w:sz w:val="19"/>
+              </w:rPr>
+              <w:t>Carlo Cesare Malvasia, "Felsina Pittrice" (1678) / Storiografia dell'Arte Italiana</w:t>
+            </w:r>
+          </w:p>
+        </w:tc>
+      </w:tr>
+      <w:tr>
+        <w:tc>
+          <w:tcPr>
+            <w:tcW w:type="dxa" w:w="4819"/>
+          </w:tcPr>
+          <w:p>
+            <w:r>
+              <w:rPr>
+                <w:rFonts w:ascii="Arial" w:hAnsi="Arial"/>
+                <w:sz w:val="19"/>
+              </w:rPr>
+              <w:t>Agostino Carracci fu, con Annibale e Ludovico, fondatore dell'Accademia degli Incamminati e celebre maestro incisore.</w:t>
+            </w:r>
+          </w:p>
+        </w:tc>
+        <w:tc>
+          <w:tcPr>
+            <w:tcW w:type="dxa" w:w="4819"/>
+          </w:tcPr>
+          <w:p>
+            <w:r>
+              <w:rPr>
+                <w:rFonts w:ascii="Arial" w:hAnsi="Arial"/>
+                <w:sz w:val="19"/>
+              </w:rPr>
+              <w:t>Dizionario Biografico degli Italiani - Treccani</w:t>
+            </w:r>
+          </w:p>
+        </w:tc>
+      </w:tr>
+      <w:tr>
+        <w:tc>
+          <w:tcPr>
+            <w:tcW w:type="dxa" w:w="4819"/>
+          </w:tcPr>
+          <w:p>
+            <w:r>
+              <w:rPr>
+                <w:rFonts w:ascii="Arial" w:hAnsi="Arial"/>
+                <w:sz w:val="19"/>
+              </w:rPr>
+              <w:t>Il dipinto fu gravemente danneggiato da un incendio causato dai bombardamenti della Seconda Guerra Mondiale e successivamente restaurato.</w:t>
+            </w:r>
+          </w:p>
+        </w:tc>
+        <w:tc>
+          <w:tcPr>
+            <w:tcW w:type="dxa" w:w="4819"/>
+          </w:tcPr>
+          <w:p>
+            <w:r>
+              <w:rPr>
+                <w:rFonts w:ascii="Arial" w:hAnsi="Arial"/>
+                <w:sz w:val="19"/>
+              </w:rPr>
+              <w:t>Archivio Storico Arcidiocesi di Bologna / Catalogo Beni Culturali</w:t>
+            </w:r>
+          </w:p>
+        </w:tc>
+      </w:tr>
+    </w:tbl>
     <w:sectPr>
       <w:pgSz w:w="11906" w:h="16838"/>
       <w:pgMar w:top="1417" w:right="1134" w:bottom="1134" w:left="1134" w:header="708" w:footer="708" w:gutter="0"/>
@@ -251,11 +490,11 @@
 </file>
 
 <file path=word/numbering.xml><?xml version="1.0" encoding="utf-8"?>
-<w:numbering xmlns:wpc="http://schemas.microsoft.com/office/word/2010/wordprocessingCanvas" xmlns:cx="http://schemas.microsoft.com/office/drawing/2014/chartex" xmlns:cx1="http://schemas.microsoft.com/office/drawing/2015/9/8/chartex" xmlns:cx2="http://schemas.microsoft.com/office/drawing/2015/10/21/chartex" xmlns:cx3="http://schemas.microsoft.com/office/drawing/2016/5/9/chartex" xmlns:cx4="http://schemas.microsoft.com/office/drawing/2016/5/10/chartex" xmlns:cx5="http://schemas.microsoft.com/office/drawing/2016/5/11/chartex" xmlns:cx6="http://schemas.microsoft.com/office/drawing/2016/5/12/chartex" xmlns:cx7="http://schemas.microsoft.com/office/drawing/2016/5/13/chartex" xmlns:cx8="http://schemas.microsoft.com/office/drawing/2016/5/14/chartex" xmlns:mc="http://schemas.openxmlformats.org/markup-compatibility/2006" xmlns:aink="http://schemas.microsoft.com/office/drawing/2016/ink" xmlns:am3d="http://schemas.microsoft.com/office/drawing/2017/model3d" xmlns:o="urn:schemas-microsoft-com:office:office" xmlns:oel="http://schemas.microsoft.com/office/2019/extlst" xmlns:r="http://schemas.openxmlformats.org/officeDocument/2006/relationships" xmlns:m="http://schemas.openxmlformats.org/officeDocument/2006/math" xmlns:v="urn:schemas-microsoft-com:vml" xmlns:wp14="http://schemas.microsoft.com/office/word/2010/wordprocessingDrawing" xmlns:wp="http://schemas.openxmlformats.org/drawingml/2006/wordprocessingDrawing" xmlns:w10="urn:schemas-microsoft-com:office:word" xmlns:w="http://schemas.openxmlformats.org/wordprocessingml/2006/main" xmlns:w14="http://schemas.microsoft.com/office/word/2010/wordml" xmlns:w15="http://schemas.microsoft.com/office/word/2012/wordml" xmlns:w16cex="http://schemas.microsoft.com/office/word/2018/wordml/cex" xmlns:w16cid="http://schemas.microsoft.com/office/word/2016/wordml/cid" xmlns:w16="http://schemas.microsoft.com/office/word/2018/wordml" xmlns:w16du="http://schemas.microsoft.com/office/word/2023/wordml/word16du" xmlns:w16sdtdh="http://schemas.microsoft.com/office/word/2020/wordml/sdtdatahash" xmlns:w16sdtfl="http://schemas.microsoft.com/office/word/2024/wordml/sdtformatlock" xmlns:w16se="http://schemas.microsoft.com/office/word/2015/wordml/symex" xmlns:wpg="http://schemas.microsoft.com/office/word/2010/wordprocessingGroup" xmlns:wpi="http://schemas.microsoft.com/office/word/2010/wordprocessingInk" xmlns:wne="http://schemas.microsoft.com/office/word/2006/wordml" xmlns:wps="http://schemas.microsoft.com/office/word/2010/wordprocessingShape" mc:Ignorable="w14 w15 w16se w16cid w16 w16cex w16sdtdh w16sdtfl w16du wp14">
+<w:numbering xmlns:wpc="http://schemas.microsoft.com/office/word/2010/wordprocessingCanvas" xmlns:cx="http://schemas.microsoft.com/office/drawing/2014/chartex" xmlns:cx1="http://schemas.microsoft.com/office/drawing/2015/9/8/chartex" xmlns:cx2="http://schemas.microsoft.com/office/drawing/2015/10/21/chartex" xmlns:cx3="http://schemas.microsoft.com/office/drawing/2016/5/9/chartex" xmlns:cx4="http://schemas.microsoft.com/office/drawing/2016/5/10/chartex" xmlns:cx5="http://schemas.microsoft.com/office/drawing/2016/5/11/chartex" xmlns:cx6="http://schemas.microsoft.com/office/drawing/2016/5/12/chartex" xmlns:cx7="http://schemas.microsoft.com/office/drawing/2016/5/13/chartex" xmlns:cx8="http://schemas.microsoft.com/office/drawing/2016/5/14/chartex" xmlns:mc="http://schemas.openxmlformats.org/markup-compatibility/2006" xmlns:aink="http://schemas.microsoft.com/office/drawing/2016/ink" xmlns:am3d="http://schemas.microsoft.com/office/drawing/2017/model3d" xmlns:o="urn:schemas-microsoft-com:office:office" xmlns:oel="http://schemas.microsoft.com/office/2019/extlst" xmlns:r="http://schemas.openxmlformats.org/officeDocument/2006/relationships" xmlns:m="http://schemas.openxmlformats.org/officeDocument/2006/math" xmlns:v="urn:schemas-microsoft-com:vml" xmlns:wp14="http://schemas.microsoft.com/office/word/2010/wordprocessingDrawing" xmlns:wp="http://schemas.openxmlformats.org/drawingml/2006/wordprocessingDrawing" xmlns:w10="urn:schemas-microsoft-com:office:word" xmlns:w="http://schemas.openxmlformats.org/wordprocessingml/2006/main" xmlns:w14="http://schemas.microsoft.com/office/word/2010/wordml" xmlns:w15="http://schemas.microsoft.com/office/word/2012/wordml" xmlns:w16cei="http://schemas.microsoft.com/office/word/2026/wordml/cei" xmlns:w16cex="http://schemas.microsoft.com/office/word/2018/wordml/cex" xmlns:w16cid="http://schemas.microsoft.com/office/word/2016/wordml/cid" xmlns:w16="http://schemas.microsoft.com/office/word/2018/wordml" xmlns:w16du="http://schemas.microsoft.com/office/word/2023/wordml/word16du" xmlns:w16sdtdh="http://schemas.microsoft.com/office/word/2020/wordml/sdtdatahash" xmlns:w16sdtfl="http://schemas.microsoft.com/office/word/2024/wordml/sdtformatlock" xmlns:w16se="http://schemas.microsoft.com/office/word/2015/wordml/symex" xmlns:wpg="http://schemas.microsoft.com/office/word/2010/wordprocessingGroup" xmlns:wpi="http://schemas.microsoft.com/office/word/2010/wordprocessingInk" xmlns:wne="http://schemas.microsoft.com/office/word/2006/wordml" xmlns:wps="http://schemas.microsoft.com/office/word/2010/wordprocessingShape" mc:Ignorable="w14 w15 w16se w16cid w16 w16cex w16sdtdh w16sdtfl w16du wp14">
   <w:abstractNum w:abstractNumId="0" w15:restartNumberingAfterBreak="0">
-    <w:nsid w:val="0E284411"/>
+    <w:nsid w:val="030170EF"/>
     <w:multiLevelType w:val="multilevel"/>
-    <w:tmpl w:val="DFFA0AC6"/>
+    <w:tmpl w:val="AC0E087A"/>
     <w:lvl w:ilvl="0">
       <w:start w:val="1"/>
       <w:numFmt w:val="bullet"/>
@@ -401,7 +640,159 @@
       </w:rPr>
     </w:lvl>
   </w:abstractNum>
+  <w:abstractNum w:abstractNumId="1" w15:restartNumberingAfterBreak="0">
+    <w:nsid w:val="0E284411"/>
+    <w:multiLevelType w:val="multilevel"/>
+    <w:tmpl w:val="DFFA0AC6"/>
+    <w:lvl w:ilvl="0">
+      <w:start w:val="1"/>
+      <w:numFmt w:val="bullet"/>
+      <w:lvlText w:val=""/>
+      <w:lvlJc w:val="left"/>
+      <w:pPr>
+        <w:tabs>
+          <w:tab w:val="num" w:pos="720"/>
+        </w:tabs>
+        <w:ind w:left="720" w:hanging="360"/>
+      </w:pPr>
+      <w:rPr>
+        <w:rFonts w:ascii="Symbol" w:hAnsi="Symbol" w:hint="default"/>
+        <w:sz w:val="20"/>
+      </w:rPr>
+    </w:lvl>
+    <w:lvl w:ilvl="1" w:tentative="1">
+      <w:start w:val="1"/>
+      <w:numFmt w:val="bullet"/>
+      <w:lvlText w:val="o"/>
+      <w:lvlJc w:val="left"/>
+      <w:pPr>
+        <w:tabs>
+          <w:tab w:val="num" w:pos="1440"/>
+        </w:tabs>
+        <w:ind w:left="1440" w:hanging="360"/>
+      </w:pPr>
+      <w:rPr>
+        <w:rFonts w:ascii="Courier New" w:hAnsi="Courier New" w:hint="default"/>
+        <w:sz w:val="20"/>
+      </w:rPr>
+    </w:lvl>
+    <w:lvl w:ilvl="2" w:tentative="1">
+      <w:start w:val="1"/>
+      <w:numFmt w:val="bullet"/>
+      <w:lvlText w:val=""/>
+      <w:lvlJc w:val="left"/>
+      <w:pPr>
+        <w:tabs>
+          <w:tab w:val="num" w:pos="2160"/>
+        </w:tabs>
+        <w:ind w:left="2160" w:hanging="360"/>
+      </w:pPr>
+      <w:rPr>
+        <w:rFonts w:ascii="Wingdings" w:hAnsi="Wingdings" w:hint="default"/>
+        <w:sz w:val="20"/>
+      </w:rPr>
+    </w:lvl>
+    <w:lvl w:ilvl="3" w:tentative="1">
+      <w:start w:val="1"/>
+      <w:numFmt w:val="bullet"/>
+      <w:lvlText w:val=""/>
+      <w:lvlJc w:val="left"/>
+      <w:pPr>
+        <w:tabs>
+          <w:tab w:val="num" w:pos="2880"/>
+        </w:tabs>
+        <w:ind w:left="2880" w:hanging="360"/>
+      </w:pPr>
+      <w:rPr>
+        <w:rFonts w:ascii="Wingdings" w:hAnsi="Wingdings" w:hint="default"/>
+        <w:sz w:val="20"/>
+      </w:rPr>
+    </w:lvl>
+    <w:lvl w:ilvl="4" w:tentative="1">
+      <w:start w:val="1"/>
+      <w:numFmt w:val="bullet"/>
+      <w:lvlText w:val=""/>
+      <w:lvlJc w:val="left"/>
+      <w:pPr>
+        <w:tabs>
+          <w:tab w:val="num" w:pos="3600"/>
+        </w:tabs>
+        <w:ind w:left="3600" w:hanging="360"/>
+      </w:pPr>
+      <w:rPr>
+        <w:rFonts w:ascii="Wingdings" w:hAnsi="Wingdings" w:hint="default"/>
+        <w:sz w:val="20"/>
+      </w:rPr>
+    </w:lvl>
+    <w:lvl w:ilvl="5" w:tentative="1">
+      <w:start w:val="1"/>
+      <w:numFmt w:val="bullet"/>
+      <w:lvlText w:val=""/>
+      <w:lvlJc w:val="left"/>
+      <w:pPr>
+        <w:tabs>
+          <w:tab w:val="num" w:pos="4320"/>
+        </w:tabs>
+        <w:ind w:left="4320" w:hanging="360"/>
+      </w:pPr>
+      <w:rPr>
+        <w:rFonts w:ascii="Wingdings" w:hAnsi="Wingdings" w:hint="default"/>
+        <w:sz w:val="20"/>
+      </w:rPr>
+    </w:lvl>
+    <w:lvl w:ilvl="6" w:tentative="1">
+      <w:start w:val="1"/>
+      <w:numFmt w:val="bullet"/>
+      <w:lvlText w:val=""/>
+      <w:lvlJc w:val="left"/>
+      <w:pPr>
+        <w:tabs>
+          <w:tab w:val="num" w:pos="5040"/>
+        </w:tabs>
+        <w:ind w:left="5040" w:hanging="360"/>
+      </w:pPr>
+      <w:rPr>
+        <w:rFonts w:ascii="Wingdings" w:hAnsi="Wingdings" w:hint="default"/>
+        <w:sz w:val="20"/>
+      </w:rPr>
+    </w:lvl>
+    <w:lvl w:ilvl="7" w:tentative="1">
+      <w:start w:val="1"/>
+      <w:numFmt w:val="bullet"/>
+      <w:lvlText w:val=""/>
+      <w:lvlJc w:val="left"/>
+      <w:pPr>
+        <w:tabs>
+          <w:tab w:val="num" w:pos="5760"/>
+        </w:tabs>
+        <w:ind w:left="5760" w:hanging="360"/>
+      </w:pPr>
+      <w:rPr>
+        <w:rFonts w:ascii="Wingdings" w:hAnsi="Wingdings" w:hint="default"/>
+        <w:sz w:val="20"/>
+      </w:rPr>
+    </w:lvl>
+    <w:lvl w:ilvl="8" w:tentative="1">
+      <w:start w:val="1"/>
+      <w:numFmt w:val="bullet"/>
+      <w:lvlText w:val=""/>
+      <w:lvlJc w:val="left"/>
+      <w:pPr>
+        <w:tabs>
+          <w:tab w:val="num" w:pos="6480"/>
+        </w:tabs>
+        <w:ind w:left="6480" w:hanging="360"/>
+      </w:pPr>
+      <w:rPr>
+        <w:rFonts w:ascii="Wingdings" w:hAnsi="Wingdings" w:hint="default"/>
+        <w:sz w:val="20"/>
+      </w:rPr>
+    </w:lvl>
+  </w:abstractNum>
   <w:num w:numId="1" w16cid:durableId="1528371573">
+    <w:abstractNumId w:val="1"/>
+  </w:num>
+  <w:num w:numId="2" w16cid:durableId="1136988640">
     <w:abstractNumId w:val="0"/>
   </w:num>
 </w:numbering>
@@ -1010,7 +1401,6 @@
   <w:style w:type="character" w:default="1" w:styleId="Carpredefinitoparagrafo">
     <w:name w:val="Default Paragraph Font"/>
     <w:uiPriority w:val="1"/>
-    <w:semiHidden/>
     <w:unhideWhenUsed/>
   </w:style>
   <w:style w:type="table" w:default="1" w:styleId="Tabellanormale">
